--- a/link_eshopworld/Documentation/eShopWorld_Order_Confirmation_Integration.docx
+++ b/link_eshopworld/Documentation/eShopWorld_Order_Confirmation_Integration.docx
@@ -152,7 +152,7 @@
                                     <w:sz w:val="20"/>
                                     <w:szCs w:val="20"/>
                                   </w:rPr>
-                                  <w:t>8</w:t>
+                                  <w:t>9</w:t>
                                 </w:r>
                               </w:p>
                               <w:p>
@@ -184,14 +184,7 @@
                                     <w:sz w:val="20"/>
                                     <w:szCs w:val="20"/>
                                   </w:rPr>
-                                  <w:t>September</w:t>
-                                </w:r>
-                                <w:r>
-                                  <w:rPr>
-                                    <w:sz w:val="20"/>
-                                    <w:szCs w:val="20"/>
-                                  </w:rPr>
-                                  <w:t xml:space="preserve"> </w:t>
+                                  <w:t xml:space="preserve">October </w:t>
                                 </w:r>
                                 <w:r>
                                   <w:rPr>
@@ -294,7 +287,7 @@
                               <w:sz w:val="20"/>
                               <w:szCs w:val="20"/>
                             </w:rPr>
-                            <w:t>8</w:t>
+                            <w:t>9</w:t>
                           </w:r>
                         </w:p>
                         <w:p>
@@ -326,14 +319,7 @@
                               <w:sz w:val="20"/>
                               <w:szCs w:val="20"/>
                             </w:rPr>
-                            <w:t>September</w:t>
-                          </w:r>
-                          <w:r>
-                            <w:rPr>
-                              <w:sz w:val="20"/>
-                              <w:szCs w:val="20"/>
-                            </w:rPr>
-                            <w:t xml:space="preserve"> </w:t>
+                            <w:t xml:space="preserve">October </w:t>
                           </w:r>
                           <w:r>
                             <w:rPr>
@@ -2903,7 +2889,7 @@
           <w:noProof/>
         </w:rPr>
         <w:drawing>
-          <wp:inline distT="0" distB="0" distL="0" distR="0" wp14:anchorId="6B24E76D" wp14:editId="1A1482CA">
+          <wp:inline distT="0" distB="0" distL="0" distR="0" wp14:anchorId="6B24E76D" wp14:editId="62413CAD">
             <wp:extent cx="5943600" cy="5327650"/>
             <wp:effectExtent l="0" t="0" r="0" b="6350"/>
             <wp:docPr id="14" name="Picture 14" descr="Table&#10;&#10;Description automatically generated"/>
@@ -22776,7 +22762,6 @@
   <w:style w:type="character" w:default="1" w:styleId="DefaultParagraphFont">
     <w:name w:val="Default Paragraph Font"/>
     <w:uiPriority w:val="1"/>
-    <w:semiHidden/>
     <w:unhideWhenUsed/>
   </w:style>
   <w:style w:type="table" w:default="1" w:styleId="TableNormal">

--- a/link_eshopworld/Documentation/eShopWorld_Order_Confirmation_Integration.docx
+++ b/link_eshopworld/Documentation/eShopWorld_Order_Confirmation_Integration.docx
@@ -145,14 +145,14 @@
                                     <w:sz w:val="20"/>
                                     <w:szCs w:val="20"/>
                                   </w:rPr>
-                                  <w:t>: 4.</w:t>
+                                  <w:t xml:space="preserve">: </w:t>
                                 </w:r>
                                 <w:r>
                                   <w:rPr>
                                     <w:sz w:val="20"/>
                                     <w:szCs w:val="20"/>
                                   </w:rPr>
-                                  <w:t>9</w:t>
+                                  <w:t>5.0.0</w:t>
                                 </w:r>
                               </w:p>
                               <w:p>
@@ -184,14 +184,21 @@
                                     <w:sz w:val="20"/>
                                     <w:szCs w:val="20"/>
                                   </w:rPr>
-                                  <w:t xml:space="preserve">October </w:t>
+                                  <w:t>February</w:t>
                                 </w:r>
                                 <w:r>
                                   <w:rPr>
                                     <w:sz w:val="20"/>
                                     <w:szCs w:val="20"/>
                                   </w:rPr>
-                                  <w:t>2025</w:t>
+                                  <w:t xml:space="preserve"> 202</w:t>
+                                </w:r>
+                                <w:r>
+                                  <w:rPr>
+                                    <w:sz w:val="20"/>
+                                    <w:szCs w:val="20"/>
+                                  </w:rPr>
+                                  <w:t>6</w:t>
                                 </w:r>
                               </w:p>
                               <w:p>
@@ -213,7 +220,7 @@
                                   <w:rPr>
                                     <w:rStyle w:val="span"/>
                                   </w:rPr>
-                                  <w:t>5</w:t>
+                                  <w:t>6</w:t>
                                 </w:r>
                                 <w:r>
                                   <w:rPr>
@@ -280,14 +287,14 @@
                               <w:sz w:val="20"/>
                               <w:szCs w:val="20"/>
                             </w:rPr>
-                            <w:t>: 4.</w:t>
+                            <w:t xml:space="preserve">: </w:t>
                           </w:r>
                           <w:r>
                             <w:rPr>
                               <w:sz w:val="20"/>
                               <w:szCs w:val="20"/>
                             </w:rPr>
-                            <w:t>9</w:t>
+                            <w:t>5.0.0</w:t>
                           </w:r>
                         </w:p>
                         <w:p>
@@ -319,14 +326,21 @@
                               <w:sz w:val="20"/>
                               <w:szCs w:val="20"/>
                             </w:rPr>
-                            <w:t xml:space="preserve">October </w:t>
+                            <w:t>February</w:t>
                           </w:r>
                           <w:r>
                             <w:rPr>
                               <w:sz w:val="20"/>
                               <w:szCs w:val="20"/>
                             </w:rPr>
-                            <w:t>2025</w:t>
+                            <w:t xml:space="preserve"> 202</w:t>
+                          </w:r>
+                          <w:r>
+                            <w:rPr>
+                              <w:sz w:val="20"/>
+                              <w:szCs w:val="20"/>
+                            </w:rPr>
+                            <w:t>6</w:t>
                           </w:r>
                         </w:p>
                         <w:p>
@@ -348,7 +362,7 @@
                             <w:rPr>
                               <w:rStyle w:val="span"/>
                             </w:rPr>
-                            <w:t>5</w:t>
+                            <w:t>6</w:t>
                           </w:r>
                           <w:r>
                             <w:rPr>
@@ -2889,7 +2903,7 @@
           <w:noProof/>
         </w:rPr>
         <w:drawing>
-          <wp:inline distT="0" distB="0" distL="0" distR="0" wp14:anchorId="6B24E76D" wp14:editId="62413CAD">
+          <wp:inline distT="0" distB="0" distL="0" distR="0" wp14:anchorId="6B24E76D" wp14:editId="48C955FC">
             <wp:extent cx="5943600" cy="5327650"/>
             <wp:effectExtent l="0" t="0" r="0" b="6350"/>
             <wp:docPr id="14" name="Picture 14" descr="Table&#10;&#10;Description automatically generated"/>
@@ -9917,6 +9931,14 @@
           <w:sz w:val="28"/>
           <w:szCs w:val="28"/>
         </w:rPr>
+        <w:t xml:space="preserve"> </w:t>
+      </w:r>
+      <w:r>
+        <w:rPr>
+          <w:rFonts w:ascii="Arial" w:hAnsi="Arial" w:cs="Arial"/>
+          <w:sz w:val="28"/>
+          <w:szCs w:val="28"/>
+        </w:rPr>
         <w:t>ESW Package Information</w:t>
       </w:r>
     </w:p>
@@ -10536,6 +10558,398 @@
     </w:tbl>
     <w:p>
       <w:pPr>
+        <w:pStyle w:val="Heading4"/>
+        <w:rPr>
+          <w:rFonts w:ascii="Arial" w:hAnsi="Arial" w:cs="Arial"/>
+          <w:b/>
+          <w:bCs/>
+          <w:sz w:val="28"/>
+          <w:szCs w:val="28"/>
+        </w:rPr>
+      </w:pPr>
+      <w:bookmarkStart w:id="11" w:name="_Toc72250911"/>
+      <w:bookmarkStart w:id="12" w:name="_Toc98152881"/>
+      <w:r>
+        <w:rPr>
+          <w:rFonts w:ascii="Arial" w:hAnsi="Arial" w:cs="Arial"/>
+          <w:b/>
+          <w:bCs/>
+          <w:sz w:val="28"/>
+          <w:szCs w:val="28"/>
+        </w:rPr>
+        <w:t xml:space="preserve"> </w:t>
+      </w:r>
+      <w:r>
+        <w:rPr>
+          <w:rFonts w:ascii="Arial" w:hAnsi="Arial" w:cs="Arial"/>
+          <w:b/>
+          <w:bCs/>
+          <w:sz w:val="28"/>
+          <w:szCs w:val="28"/>
+        </w:rPr>
+        <w:t>ESW Order Address</w:t>
+      </w:r>
+    </w:p>
+    <w:p/>
+    <w:tbl>
+      <w:tblPr>
+        <w:tblStyle w:val="TableGrid"/>
+        <w:tblW w:w="0" w:type="auto"/>
+        <w:tblInd w:w="-5" w:type="dxa"/>
+        <w:tblLook w:val="04A0" w:firstRow="1" w:lastRow="0" w:firstColumn="1" w:lastColumn="0" w:noHBand="0" w:noVBand="1"/>
+      </w:tblPr>
+      <w:tblGrid>
+        <w:gridCol w:w="2876"/>
+        <w:gridCol w:w="2877"/>
+        <w:gridCol w:w="2877"/>
+      </w:tblGrid>
+      <w:tr>
+        <w:tc>
+          <w:tcPr>
+            <w:tcW w:w="2876" w:type="dxa"/>
+            <w:vAlign w:val="center"/>
+          </w:tcPr>
+          <w:p>
+            <w:pPr>
+              <w:pStyle w:val="h3"/>
+              <w:numPr>
+                <w:ilvl w:val="0"/>
+                <w:numId w:val="0"/>
+              </w:numPr>
+              <w:rPr>
+                <w:rFonts w:ascii="Arial" w:hAnsi="Arial" w:cs="Arial"/>
+                <w:b w:val="0"/>
+                <w:bCs w:val="0"/>
+                <w:sz w:val="28"/>
+              </w:rPr>
+            </w:pPr>
+            <w:r>
+              <w:rPr>
+                <w:rStyle w:val="Strong"/>
+                <w:rFonts w:ascii="Arial" w:hAnsi="Arial" w:cs="Arial"/>
+                <w:b/>
+                <w:bCs/>
+                <w:sz w:val="20"/>
+                <w:szCs w:val="20"/>
+              </w:rPr>
+              <w:t>SFCC Attribute</w:t>
+            </w:r>
+          </w:p>
+        </w:tc>
+        <w:tc>
+          <w:tcPr>
+            <w:tcW w:w="2877" w:type="dxa"/>
+            <w:vAlign w:val="center"/>
+          </w:tcPr>
+          <w:p>
+            <w:pPr>
+              <w:pStyle w:val="h3"/>
+              <w:numPr>
+                <w:ilvl w:val="0"/>
+                <w:numId w:val="0"/>
+              </w:numPr>
+              <w:rPr>
+                <w:rFonts w:ascii="Arial" w:hAnsi="Arial" w:cs="Arial"/>
+                <w:b w:val="0"/>
+                <w:bCs w:val="0"/>
+                <w:sz w:val="28"/>
+              </w:rPr>
+            </w:pPr>
+            <w:r>
+              <w:rPr>
+                <w:rStyle w:val="Strong"/>
+                <w:rFonts w:ascii="Arial" w:hAnsi="Arial" w:cs="Arial"/>
+                <w:b/>
+                <w:bCs/>
+                <w:sz w:val="20"/>
+                <w:szCs w:val="20"/>
+              </w:rPr>
+              <w:t>ESW Attribute</w:t>
+            </w:r>
+          </w:p>
+        </w:tc>
+        <w:tc>
+          <w:tcPr>
+            <w:tcW w:w="2877" w:type="dxa"/>
+            <w:vAlign w:val="center"/>
+          </w:tcPr>
+          <w:p>
+            <w:pPr>
+              <w:pStyle w:val="h3"/>
+              <w:numPr>
+                <w:ilvl w:val="0"/>
+                <w:numId w:val="0"/>
+              </w:numPr>
+              <w:rPr>
+                <w:rFonts w:ascii="Arial" w:hAnsi="Arial" w:cs="Arial"/>
+                <w:b w:val="0"/>
+                <w:bCs w:val="0"/>
+                <w:sz w:val="28"/>
+              </w:rPr>
+            </w:pPr>
+            <w:r>
+              <w:rPr>
+                <w:rStyle w:val="Strong"/>
+                <w:rFonts w:ascii="Arial" w:hAnsi="Arial" w:cs="Arial"/>
+                <w:b/>
+                <w:bCs/>
+                <w:sz w:val="20"/>
+                <w:szCs w:val="20"/>
+              </w:rPr>
+              <w:t>Description</w:t>
+            </w:r>
+          </w:p>
+        </w:tc>
+      </w:tr>
+      <w:tr>
+        <w:tc>
+          <w:tcPr>
+            <w:tcW w:w="2876" w:type="dxa"/>
+            <w:vAlign w:val="center"/>
+          </w:tcPr>
+          <w:p>
+            <w:pPr>
+              <w:pStyle w:val="h3"/>
+              <w:numPr>
+                <w:ilvl w:val="0"/>
+                <w:numId w:val="0"/>
+              </w:numPr>
+              <w:rPr>
+                <w:rStyle w:val="Strong"/>
+                <w:rFonts w:ascii="Arial" w:hAnsi="Arial" w:cs="Arial"/>
+                <w:sz w:val="20"/>
+                <w:szCs w:val="20"/>
+              </w:rPr>
+            </w:pPr>
+            <w:r>
+              <w:rPr>
+                <w:rStyle w:val="Strong"/>
+                <w:rFonts w:ascii="Arial" w:hAnsi="Arial" w:cs="Arial"/>
+                <w:sz w:val="20"/>
+                <w:szCs w:val="20"/>
+              </w:rPr>
+              <w:t>Native First Name</w:t>
+            </w:r>
+          </w:p>
+        </w:tc>
+        <w:tc>
+          <w:tcPr>
+            <w:tcW w:w="2877" w:type="dxa"/>
+            <w:vAlign w:val="center"/>
+          </w:tcPr>
+          <w:p>
+            <w:pPr>
+              <w:pStyle w:val="h3"/>
+              <w:numPr>
+                <w:ilvl w:val="0"/>
+                <w:numId w:val="0"/>
+              </w:numPr>
+              <w:rPr>
+                <w:rStyle w:val="Strong"/>
+                <w:rFonts w:ascii="Arial" w:hAnsi="Arial" w:cs="Arial"/>
+                <w:b/>
+                <w:bCs/>
+                <w:sz w:val="20"/>
+                <w:szCs w:val="20"/>
+              </w:rPr>
+            </w:pPr>
+            <w:r>
+              <w:rPr>
+                <w:rFonts w:ascii="Arial" w:hAnsi="Arial" w:cs="Arial"/>
+                <w:b w:val="0"/>
+                <w:bCs w:val="0"/>
+                <w:sz w:val="20"/>
+                <w:szCs w:val="20"/>
+              </w:rPr>
+              <w:t>nativeFirstName</w:t>
+            </w:r>
+          </w:p>
+        </w:tc>
+        <w:tc>
+          <w:tcPr>
+            <w:tcW w:w="2877" w:type="dxa"/>
+            <w:vAlign w:val="center"/>
+          </w:tcPr>
+          <w:p>
+            <w:pPr>
+              <w:pStyle w:val="h3"/>
+              <w:numPr>
+                <w:ilvl w:val="0"/>
+                <w:numId w:val="0"/>
+              </w:numPr>
+              <w:rPr>
+                <w:rStyle w:val="Strong"/>
+                <w:rFonts w:ascii="Arial" w:hAnsi="Arial" w:cs="Arial"/>
+                <w:b/>
+                <w:bCs/>
+                <w:sz w:val="20"/>
+                <w:szCs w:val="20"/>
+              </w:rPr>
+            </w:pPr>
+            <w:r>
+              <w:rPr>
+                <w:rStyle w:val="Strong"/>
+                <w:rFonts w:ascii="Arial" w:hAnsi="Arial" w:cs="Arial"/>
+                <w:sz w:val="20"/>
+                <w:szCs w:val="20"/>
+              </w:rPr>
+              <w:t xml:space="preserve">Native </w:t>
+            </w:r>
+            <w:r>
+              <w:rPr>
+                <w:rStyle w:val="Strong"/>
+                <w:rFonts w:ascii="Arial" w:hAnsi="Arial" w:cs="Arial"/>
+                <w:sz w:val="20"/>
+                <w:szCs w:val="20"/>
+              </w:rPr>
+              <w:t>First</w:t>
+            </w:r>
+            <w:r>
+              <w:rPr>
+                <w:rStyle w:val="Strong"/>
+                <w:rFonts w:ascii="Arial" w:hAnsi="Arial" w:cs="Arial"/>
+                <w:sz w:val="20"/>
+                <w:szCs w:val="20"/>
+              </w:rPr>
+              <w:t xml:space="preserve"> name</w:t>
+            </w:r>
+            <w:r>
+              <w:rPr>
+                <w:rStyle w:val="Strong"/>
+                <w:rFonts w:ascii="Arial" w:hAnsi="Arial" w:cs="Arial"/>
+                <w:sz w:val="20"/>
+                <w:szCs w:val="20"/>
+              </w:rPr>
+              <w:t xml:space="preserve"> (Katakana)</w:t>
+            </w:r>
+            <w:r>
+              <w:rPr>
+                <w:rStyle w:val="Strong"/>
+                <w:rFonts w:ascii="Arial" w:hAnsi="Arial" w:cs="Arial"/>
+                <w:sz w:val="20"/>
+                <w:szCs w:val="20"/>
+              </w:rPr>
+              <w:t xml:space="preserve"> for Japanese shoppers</w:t>
+            </w:r>
+          </w:p>
+        </w:tc>
+      </w:tr>
+      <w:tr>
+        <w:tc>
+          <w:tcPr>
+            <w:tcW w:w="2876" w:type="dxa"/>
+            <w:vAlign w:val="center"/>
+          </w:tcPr>
+          <w:p>
+            <w:pPr>
+              <w:pStyle w:val="h3"/>
+              <w:numPr>
+                <w:ilvl w:val="0"/>
+                <w:numId w:val="0"/>
+              </w:numPr>
+              <w:rPr>
+                <w:rStyle w:val="Strong"/>
+                <w:rFonts w:ascii="Arial" w:hAnsi="Arial" w:cs="Arial"/>
+                <w:sz w:val="20"/>
+                <w:szCs w:val="20"/>
+              </w:rPr>
+            </w:pPr>
+            <w:r>
+              <w:rPr>
+                <w:rStyle w:val="Strong"/>
+                <w:rFonts w:ascii="Arial" w:hAnsi="Arial" w:cs="Arial"/>
+                <w:sz w:val="20"/>
+                <w:szCs w:val="20"/>
+              </w:rPr>
+              <w:t>Native Last Name</w:t>
+            </w:r>
+          </w:p>
+        </w:tc>
+        <w:tc>
+          <w:tcPr>
+            <w:tcW w:w="2877" w:type="dxa"/>
+            <w:vAlign w:val="center"/>
+          </w:tcPr>
+          <w:p>
+            <w:pPr>
+              <w:pStyle w:val="h3"/>
+              <w:numPr>
+                <w:ilvl w:val="0"/>
+                <w:numId w:val="0"/>
+              </w:numPr>
+              <w:rPr>
+                <w:rStyle w:val="Strong"/>
+                <w:rFonts w:ascii="Arial" w:hAnsi="Arial" w:cs="Arial"/>
+                <w:b/>
+                <w:bCs/>
+                <w:sz w:val="20"/>
+                <w:szCs w:val="20"/>
+              </w:rPr>
+            </w:pPr>
+            <w:r>
+              <w:rPr>
+                <w:rFonts w:ascii="Arial" w:hAnsi="Arial" w:cs="Arial"/>
+                <w:b w:val="0"/>
+                <w:bCs w:val="0"/>
+                <w:sz w:val="20"/>
+                <w:szCs w:val="20"/>
+              </w:rPr>
+              <w:t>nativeLastName</w:t>
+            </w:r>
+          </w:p>
+        </w:tc>
+        <w:tc>
+          <w:tcPr>
+            <w:tcW w:w="2877" w:type="dxa"/>
+            <w:vAlign w:val="center"/>
+          </w:tcPr>
+          <w:p>
+            <w:pPr>
+              <w:pStyle w:val="h3"/>
+              <w:numPr>
+                <w:ilvl w:val="0"/>
+                <w:numId w:val="0"/>
+              </w:numPr>
+              <w:rPr>
+                <w:rStyle w:val="Strong"/>
+                <w:rFonts w:ascii="Arial" w:hAnsi="Arial" w:cs="Arial"/>
+                <w:sz w:val="20"/>
+                <w:szCs w:val="20"/>
+              </w:rPr>
+            </w:pPr>
+            <w:r>
+              <w:rPr>
+                <w:rStyle w:val="Strong"/>
+                <w:rFonts w:ascii="Arial" w:hAnsi="Arial" w:cs="Arial"/>
+                <w:sz w:val="20"/>
+                <w:szCs w:val="20"/>
+              </w:rPr>
+              <w:t>Native Last name</w:t>
+            </w:r>
+            <w:r>
+              <w:rPr>
+                <w:rStyle w:val="Strong"/>
+                <w:rFonts w:ascii="Arial" w:hAnsi="Arial" w:cs="Arial"/>
+                <w:sz w:val="20"/>
+                <w:szCs w:val="20"/>
+              </w:rPr>
+              <w:t xml:space="preserve"> (Katakana)</w:t>
+            </w:r>
+            <w:r>
+              <w:rPr>
+                <w:rStyle w:val="Strong"/>
+                <w:rFonts w:ascii="Arial" w:hAnsi="Arial" w:cs="Arial"/>
+                <w:sz w:val="20"/>
+                <w:szCs w:val="20"/>
+              </w:rPr>
+              <w:t xml:space="preserve"> for Japanese shoppers</w:t>
+            </w:r>
+          </w:p>
+        </w:tc>
+      </w:tr>
+    </w:tbl>
+    <w:p>
+      <w:pPr>
         <w:pStyle w:val="h3"/>
         <w:numPr>
           <w:ilvl w:val="2"/>
@@ -10546,8 +10960,6 @@
           <w:sz w:val="28"/>
         </w:rPr>
       </w:pPr>
-      <w:bookmarkStart w:id="11" w:name="_Toc72250911"/>
-      <w:bookmarkStart w:id="12" w:name="_Toc98152881"/>
       <w:r>
         <w:rPr>
           <w:rFonts w:ascii="Arial" w:hAnsi="Arial" w:cs="Arial"/>
@@ -10999,6 +11411,7 @@
                 <w:sz w:val="20"/>
                 <w:szCs w:val="20"/>
               </w:rPr>
+              <w:lastRenderedPageBreak/>
               <w:t>ESW Delta Rounding Value</w:t>
             </w:r>
           </w:p>
@@ -11374,6 +11787,258 @@
                 <w:rFonts w:cs="Arial"/>
               </w:rPr>
               <w:t>.</w:t>
+            </w:r>
+          </w:p>
+        </w:tc>
+      </w:tr>
+      <w:tr>
+        <w:trPr>
+          <w:cantSplit/>
+        </w:trPr>
+        <w:tc>
+          <w:tcPr>
+            <w:tcW w:w="0" w:type="auto"/>
+            <w:tcBorders>
+              <w:top w:val="single" w:sz="6" w:space="0" w:color="auto"/>
+              <w:left w:val="single" w:sz="6" w:space="0" w:color="auto"/>
+              <w:bottom w:val="single" w:sz="6" w:space="0" w:color="auto"/>
+              <w:right w:val="single" w:sz="6" w:space="0" w:color="auto"/>
+            </w:tcBorders>
+            <w:tcMar>
+              <w:top w:w="75" w:type="dxa"/>
+              <w:left w:w="75" w:type="dxa"/>
+              <w:bottom w:w="75" w:type="dxa"/>
+              <w:right w:w="75" w:type="dxa"/>
+            </w:tcMar>
+            <w:vAlign w:val="center"/>
+          </w:tcPr>
+          <w:p>
+            <w:pPr>
+              <w:pStyle w:val="NormalWeb"/>
+              <w:rPr>
+                <w:rFonts w:cs="Arial"/>
+                <w:sz w:val="20"/>
+                <w:szCs w:val="20"/>
+              </w:rPr>
+            </w:pPr>
+            <w:r>
+              <w:rPr>
+                <w:rFonts w:cs="Arial"/>
+                <w:sz w:val="20"/>
+                <w:szCs w:val="20"/>
+              </w:rPr>
+              <w:t>ESW Article Charges</w:t>
+            </w:r>
+          </w:p>
+        </w:tc>
+        <w:tc>
+          <w:tcPr>
+            <w:tcW w:w="0" w:type="auto"/>
+            <w:tcBorders>
+              <w:top w:val="single" w:sz="6" w:space="0" w:color="auto"/>
+              <w:left w:val="single" w:sz="6" w:space="0" w:color="auto"/>
+              <w:bottom w:val="single" w:sz="6" w:space="0" w:color="auto"/>
+              <w:right w:val="single" w:sz="6" w:space="0" w:color="auto"/>
+            </w:tcBorders>
+            <w:tcMar>
+              <w:top w:w="75" w:type="dxa"/>
+              <w:left w:w="75" w:type="dxa"/>
+              <w:bottom w:w="75" w:type="dxa"/>
+              <w:right w:w="75" w:type="dxa"/>
+            </w:tcMar>
+            <w:vAlign w:val="center"/>
+          </w:tcPr>
+          <w:p>
+            <w:pPr>
+              <w:pStyle w:val="NormalWeb"/>
+              <w:rPr>
+                <w:rFonts w:cs="Arial"/>
+                <w:sz w:val="20"/>
+                <w:szCs w:val="20"/>
+              </w:rPr>
+            </w:pPr>
+            <w:r>
+              <w:rPr>
+                <w:rFonts w:cs="Arial"/>
+                <w:sz w:val="20"/>
+                <w:szCs w:val="20"/>
+              </w:rPr>
+              <w:t>articles</w:t>
+            </w:r>
+          </w:p>
+        </w:tc>
+        <w:tc>
+          <w:tcPr>
+            <w:tcW w:w="0" w:type="auto"/>
+            <w:tcBorders>
+              <w:top w:val="single" w:sz="6" w:space="0" w:color="auto"/>
+              <w:left w:val="single" w:sz="6" w:space="0" w:color="auto"/>
+              <w:bottom w:val="single" w:sz="6" w:space="0" w:color="auto"/>
+              <w:right w:val="single" w:sz="6" w:space="0" w:color="auto"/>
+            </w:tcBorders>
+            <w:tcMar>
+              <w:top w:w="75" w:type="dxa"/>
+              <w:left w:w="75" w:type="dxa"/>
+              <w:bottom w:w="75" w:type="dxa"/>
+              <w:right w:w="75" w:type="dxa"/>
+            </w:tcMar>
+            <w:vAlign w:val="center"/>
+          </w:tcPr>
+          <w:p>
+            <w:pPr>
+              <w:pStyle w:val="NormalWeb"/>
+              <w:rPr>
+                <w:rFonts w:cs="Arial"/>
+                <w:sz w:val="20"/>
+                <w:szCs w:val="20"/>
+              </w:rPr>
+            </w:pPr>
+            <w:r>
+              <w:rPr>
+                <w:rFonts w:cs="Arial"/>
+                <w:sz w:val="20"/>
+                <w:szCs w:val="20"/>
+              </w:rPr>
+              <w:t>This attribute stores the article (product unit level) charges</w:t>
+            </w:r>
+          </w:p>
+        </w:tc>
+      </w:tr>
+      <w:tr>
+        <w:trPr>
+          <w:cantSplit/>
+        </w:trPr>
+        <w:tc>
+          <w:tcPr>
+            <w:tcW w:w="0" w:type="auto"/>
+            <w:tcBorders>
+              <w:top w:val="single" w:sz="6" w:space="0" w:color="auto"/>
+              <w:left w:val="single" w:sz="6" w:space="0" w:color="auto"/>
+              <w:bottom w:val="single" w:sz="6" w:space="0" w:color="auto"/>
+              <w:right w:val="single" w:sz="6" w:space="0" w:color="auto"/>
+            </w:tcBorders>
+            <w:tcMar>
+              <w:top w:w="75" w:type="dxa"/>
+              <w:left w:w="75" w:type="dxa"/>
+              <w:bottom w:w="75" w:type="dxa"/>
+              <w:right w:w="75" w:type="dxa"/>
+            </w:tcMar>
+            <w:vAlign w:val="center"/>
+          </w:tcPr>
+          <w:p>
+            <w:pPr>
+              <w:pStyle w:val="NormalWeb"/>
+              <w:rPr>
+                <w:rFonts w:cs="Arial"/>
+                <w:sz w:val="20"/>
+                <w:szCs w:val="20"/>
+              </w:rPr>
+            </w:pPr>
+            <w:r>
+              <w:rPr>
+                <w:rFonts w:cs="Arial"/>
+                <w:sz w:val="20"/>
+                <w:szCs w:val="20"/>
+              </w:rPr>
+              <w:t>ESW Digital Product</w:t>
+            </w:r>
+          </w:p>
+        </w:tc>
+        <w:tc>
+          <w:tcPr>
+            <w:tcW w:w="0" w:type="auto"/>
+            <w:tcBorders>
+              <w:top w:val="single" w:sz="6" w:space="0" w:color="auto"/>
+              <w:left w:val="single" w:sz="6" w:space="0" w:color="auto"/>
+              <w:bottom w:val="single" w:sz="6" w:space="0" w:color="auto"/>
+              <w:right w:val="single" w:sz="6" w:space="0" w:color="auto"/>
+            </w:tcBorders>
+            <w:tcMar>
+              <w:top w:w="75" w:type="dxa"/>
+              <w:left w:w="75" w:type="dxa"/>
+              <w:bottom w:w="75" w:type="dxa"/>
+              <w:right w:w="75" w:type="dxa"/>
+            </w:tcMar>
+            <w:vAlign w:val="center"/>
+          </w:tcPr>
+          <w:p>
+            <w:pPr>
+              <w:pStyle w:val="NormalWeb"/>
+              <w:rPr>
+                <w:rFonts w:cs="Arial"/>
+                <w:sz w:val="20"/>
+                <w:szCs w:val="20"/>
+                <w:lang w:val="en-PK"/>
+              </w:rPr>
+            </w:pPr>
+            <w:r>
+              <w:rPr>
+                <w:rFonts w:cs="Arial"/>
+                <w:sz w:val="20"/>
+                <w:szCs w:val="20"/>
+                <w:lang w:val="en-PK"/>
+              </w:rPr>
+              <w:t>category</w:t>
+            </w:r>
+          </w:p>
+        </w:tc>
+        <w:tc>
+          <w:tcPr>
+            <w:tcW w:w="0" w:type="auto"/>
+            <w:tcBorders>
+              <w:top w:val="single" w:sz="6" w:space="0" w:color="auto"/>
+              <w:left w:val="single" w:sz="6" w:space="0" w:color="auto"/>
+              <w:bottom w:val="single" w:sz="6" w:space="0" w:color="auto"/>
+              <w:right w:val="single" w:sz="6" w:space="0" w:color="auto"/>
+            </w:tcBorders>
+            <w:tcMar>
+              <w:top w:w="75" w:type="dxa"/>
+              <w:left w:w="75" w:type="dxa"/>
+              <w:bottom w:w="75" w:type="dxa"/>
+              <w:right w:w="75" w:type="dxa"/>
+            </w:tcMar>
+            <w:vAlign w:val="center"/>
+          </w:tcPr>
+          <w:p>
+            <w:pPr>
+              <w:pStyle w:val="NormalWeb"/>
+              <w:rPr>
+                <w:rFonts w:cs="Arial"/>
+                <w:sz w:val="20"/>
+                <w:szCs w:val="20"/>
+              </w:rPr>
+            </w:pPr>
+            <w:r>
+              <w:rPr>
+                <w:rFonts w:cs="Arial"/>
+                <w:sz w:val="20"/>
+                <w:szCs w:val="20"/>
+              </w:rPr>
+              <w:t>This attributes identifies if the product is a digital product</w:t>
+            </w:r>
+            <w:r>
+              <w:rPr>
+                <w:rFonts w:cs="Arial"/>
+                <w:sz w:val="20"/>
+                <w:szCs w:val="20"/>
+              </w:rPr>
+              <w:t xml:space="preserve">. Value is true if the category is </w:t>
+            </w:r>
+            <w:r>
+              <w:rPr>
+                <w:rFonts w:cs="Arial"/>
+                <w:sz w:val="20"/>
+                <w:szCs w:val="20"/>
+              </w:rPr>
+              <w:t>d</w:t>
+            </w:r>
+            <w:r>
+              <w:rPr>
+                <w:rFonts w:cs="Arial"/>
+                <w:sz w:val="20"/>
+                <w:szCs w:val="20"/>
+              </w:rPr>
+              <w:t>igital</w:t>
             </w:r>
           </w:p>
         </w:tc>
@@ -11401,7 +12066,6 @@
           <w:sz w:val="28"/>
           <w:szCs w:val="28"/>
         </w:rPr>
-        <w:lastRenderedPageBreak/>
         <w:t>ESW Order Items Confirmation (Retailer Currency)</w:t>
       </w:r>
     </w:p>
@@ -12401,6 +13065,7 @@
                 <w:sz w:val="20"/>
                 <w:szCs w:val="20"/>
               </w:rPr>
+              <w:lastRenderedPageBreak/>
               <w:t>ESW Retailer Currency Item Delivery Duty</w:t>
             </w:r>
           </w:p>
@@ -13442,7 +14107,6 @@
                 <w:sz w:val="20"/>
                 <w:szCs w:val="20"/>
               </w:rPr>
-              <w:lastRenderedPageBreak/>
               <w:t>ESW Shopper Currency Item Price Info Before Discount</w:t>
             </w:r>
           </w:p>
@@ -14371,6 +15035,7 @@
                 <w:sz w:val="20"/>
                 <w:szCs w:val="20"/>
               </w:rPr>
+              <w:lastRenderedPageBreak/>
               <w:t>ESW Shopper Currency Item Delivery Taxes</w:t>
             </w:r>
           </w:p>
@@ -15102,7 +15767,6 @@
           <w:sz w:val="28"/>
           <w:szCs w:val="28"/>
         </w:rPr>
-        <w:lastRenderedPageBreak/>
         <w:t xml:space="preserve"> </w:t>
       </w:r>
       <w:r>
@@ -15301,6 +15965,7 @@
           <w:sz w:val="28"/>
           <w:szCs w:val="28"/>
         </w:rPr>
+        <w:lastRenderedPageBreak/>
         <w:t>ESW Pricing Configuration</w:t>
       </w:r>
       <w:bookmarkEnd w:id="14"/>
@@ -15492,7 +16157,6 @@
           <w:sz w:val="20"/>
           <w:szCs w:val="20"/>
         </w:rPr>
-        <w:lastRenderedPageBreak/>
         <w:drawing>
           <wp:inline distT="0" distB="0" distL="0" distR="0" wp14:anchorId="1076A6AA" wp14:editId="32E493BC">
             <wp:extent cx="5943600" cy="2544445"/>
@@ -15601,6 +16265,7 @@
           <w:sz w:val="20"/>
           <w:szCs w:val="20"/>
         </w:rPr>
+        <w:lastRenderedPageBreak/>
         <w:drawing>
           <wp:inline distT="0" distB="0" distL="0" distR="0" wp14:anchorId="0604742F" wp14:editId="73E9DD3A">
             <wp:extent cx="5943600" cy="2540000"/>
@@ -15754,7 +16419,6 @@
           <w:szCs w:val="20"/>
           <w:shd w:val="clear" w:color="auto" w:fill="FFFFFF"/>
         </w:rPr>
-        <w:lastRenderedPageBreak/>
         <w:t xml:space="preserve">ESW Fixed </w:t>
       </w:r>
       <w:r>
@@ -16054,6 +16718,7 @@
           <w:sz w:val="20"/>
           <w:szCs w:val="20"/>
         </w:rPr>
+        <w:lastRenderedPageBreak/>
         <w:t>ESW Production Client Secret for Price Feed Authorization Request</w:t>
       </w:r>
       <w:r>
@@ -16425,7 +17090,6 @@
                 <w:sz w:val="20"/>
                 <w:szCs w:val="20"/>
               </w:rPr>
-              <w:lastRenderedPageBreak/>
               <w:t>Parameter</w:t>
             </w:r>
           </w:p>
@@ -16990,6 +17654,7 @@
                 <w:sz w:val="20"/>
                 <w:szCs w:val="20"/>
               </w:rPr>
+              <w:lastRenderedPageBreak/>
               <w:t>applyCountryAdjustments</w:t>
             </w:r>
           </w:p>
@@ -17397,7 +18062,6 @@
           <w:sz w:val="20"/>
           <w:szCs w:val="20"/>
         </w:rPr>
-        <w:lastRenderedPageBreak/>
         <w:t>Each promotion object contains the following attributes:</w:t>
       </w:r>
     </w:p>
@@ -17754,6 +18418,7 @@
                 <w:sz w:val="20"/>
                 <w:szCs w:val="20"/>
               </w:rPr>
+              <w:lastRenderedPageBreak/>
               <w:t>excludeCurrencies </w:t>
             </w:r>
           </w:p>
@@ -18120,7 +18785,6 @@
           <w:sz w:val="20"/>
           <w:szCs w:val="20"/>
         </w:rPr>
-        <w:lastRenderedPageBreak/>
         <w:t>I</w:t>
       </w:r>
       <w:r>
@@ -18418,6 +19082,7 @@
           <w:sz w:val="20"/>
           <w:szCs w:val="20"/>
         </w:rPr>
+        <w:lastRenderedPageBreak/>
         <w:t>ESW Metadata Items</w:t>
       </w:r>
       <w:r>
@@ -18981,7 +19646,6 @@
           <w:rFonts w:ascii="Arial" w:hAnsi="Arial" w:cs="Arial"/>
           <w:sz w:val="20"/>
         </w:rPr>
-        <w:lastRenderedPageBreak/>
         <w:t xml:space="preserve">        "metadataItems": [ {</w:t>
       </w:r>
     </w:p>
@@ -19239,6 +19903,7 @@
           <w:sz w:val="20"/>
           <w:szCs w:val="20"/>
         </w:rPr>
+        <w:lastRenderedPageBreak/>
         <w:t>If the </w:t>
       </w:r>
       <w:r>
@@ -19638,7 +20303,6 @@
           <w:rFonts w:ascii="Arial" w:hAnsi="Arial" w:cs="Arial"/>
           <w:sz w:val="20"/>
         </w:rPr>
-        <w:lastRenderedPageBreak/>
         <w:t xml:space="preserve">  "shippingMethod": {</w:t>
       </w:r>
     </w:p>
@@ -19859,6 +20523,7 @@
           <w:sz w:val="20"/>
           <w:szCs w:val="20"/>
         </w:rPr>
+        <w:lastRenderedPageBreak/>
         <w:t>ESW Update Order Payment Status to Paid After Successful Order Confirmation</w:t>
       </w:r>
       <w:r>
@@ -20104,7 +20769,6 @@
         <w:rPr>
           <w:noProof/>
         </w:rPr>
-        <w:lastRenderedPageBreak/>
         <w:drawing>
           <wp:inline distT="0" distB="0" distL="0" distR="0" wp14:anchorId="75A9A091" wp14:editId="15555CFC">
             <wp:extent cx="5943600" cy="1971675"/>
@@ -21091,7 +21755,7 @@
   <w:abstractNum w:abstractNumId="6" w15:restartNumberingAfterBreak="0">
     <w:nsid w:val="241B6058"/>
     <w:multiLevelType w:val="multilevel"/>
-    <w:tmpl w:val="836A1FAC"/>
+    <w:tmpl w:val="CC240C54"/>
     <w:lvl w:ilvl="0">
       <w:start w:val="1"/>
       <w:numFmt w:val="decimal"/>
@@ -21131,6 +21795,11 @@
       <w:pPr>
         <w:ind w:left="864" w:hanging="864"/>
       </w:pPr>
+      <w:rPr>
+        <w:rFonts w:ascii="Arial" w:hAnsi="Arial" w:cs="Arial" w:hint="default"/>
+        <w:sz w:val="28"/>
+        <w:szCs w:val="28"/>
+      </w:rPr>
     </w:lvl>
     <w:lvl w:ilvl="4">
       <w:start w:val="1"/>
@@ -22762,6 +23431,7 @@
   <w:style w:type="character" w:default="1" w:styleId="DefaultParagraphFont">
     <w:name w:val="Default Paragraph Font"/>
     <w:uiPriority w:val="1"/>
+    <w:semiHidden/>
     <w:unhideWhenUsed/>
   </w:style>
   <w:style w:type="table" w:default="1" w:styleId="TableNormal">
@@ -23424,6 +24094,25 @@
       <w:lang w:eastAsia="en-US"/>
     </w:rPr>
   </w:style>
+  <w:style w:type="table" w:styleId="TableGrid">
+    <w:name w:val="Table Grid"/>
+    <w:basedOn w:val="TableNormal"/>
+    <w:uiPriority w:val="39"/>
+    <w:rsid w:val="007C6441"/>
+    <w:pPr>
+      <w:spacing w:after="0" w:line="240" w:lineRule="auto"/>
+    </w:pPr>
+    <w:tblPr>
+      <w:tblBorders>
+        <w:top w:val="single" w:sz="4" w:space="0" w:color="auto"/>
+        <w:left w:val="single" w:sz="4" w:space="0" w:color="auto"/>
+        <w:bottom w:val="single" w:sz="4" w:space="0" w:color="auto"/>
+        <w:right w:val="single" w:sz="4" w:space="0" w:color="auto"/>
+        <w:insideH w:val="single" w:sz="4" w:space="0" w:color="auto"/>
+        <w:insideV w:val="single" w:sz="4" w:space="0" w:color="auto"/>
+      </w:tblBorders>
+    </w:tblPr>
+  </w:style>
 </w:styles>
 </file>
 

--- a/link_eshopworld/Documentation/eShopWorld_Order_Confirmation_Integration.docx
+++ b/link_eshopworld/Documentation/eShopWorld_Order_Confirmation_Integration.docx
@@ -145,21 +145,14 @@
                                     <w:sz w:val="20"/>
                                     <w:szCs w:val="20"/>
                                   </w:rPr>
-                                  <w:t>: 4.</w:t>
+                                  <w:t xml:space="preserve">: </w:t>
                                 </w:r>
                                 <w:r>
                                   <w:rPr>
                                     <w:sz w:val="20"/>
                                     <w:szCs w:val="20"/>
                                   </w:rPr>
-                                  <w:t>7</w:t>
-                                </w:r>
-                                <w:r>
-                                  <w:rPr>
-                                    <w:sz w:val="20"/>
-                                    <w:szCs w:val="20"/>
-                                  </w:rPr>
-                                  <w:t>.1</w:t>
+                                  <w:t>5.0.0</w:t>
                                 </w:r>
                               </w:p>
                               <w:p>
@@ -191,14 +184,21 @@
                                     <w:sz w:val="20"/>
                                     <w:szCs w:val="20"/>
                                   </w:rPr>
-                                  <w:t>July</w:t>
+                                  <w:t>February</w:t>
                                 </w:r>
                                 <w:r>
                                   <w:rPr>
                                     <w:sz w:val="20"/>
                                     <w:szCs w:val="20"/>
                                   </w:rPr>
-                                  <w:t xml:space="preserve"> 2025</w:t>
+                                  <w:t xml:space="preserve"> 202</w:t>
+                                </w:r>
+                                <w:r>
+                                  <w:rPr>
+                                    <w:sz w:val="20"/>
+                                    <w:szCs w:val="20"/>
+                                  </w:rPr>
+                                  <w:t>6</w:t>
                                 </w:r>
                               </w:p>
                               <w:p>
@@ -220,7 +220,7 @@
                                   <w:rPr>
                                     <w:rStyle w:val="span"/>
                                   </w:rPr>
-                                  <w:t>5</w:t>
+                                  <w:t>6</w:t>
                                 </w:r>
                                 <w:r>
                                   <w:rPr>
@@ -287,21 +287,14 @@
                               <w:sz w:val="20"/>
                               <w:szCs w:val="20"/>
                             </w:rPr>
-                            <w:t>: 4.</w:t>
+                            <w:t xml:space="preserve">: </w:t>
                           </w:r>
                           <w:r>
                             <w:rPr>
                               <w:sz w:val="20"/>
                               <w:szCs w:val="20"/>
                             </w:rPr>
-                            <w:t>7</w:t>
-                          </w:r>
-                          <w:r>
-                            <w:rPr>
-                              <w:sz w:val="20"/>
-                              <w:szCs w:val="20"/>
-                            </w:rPr>
-                            <w:t>.1</w:t>
+                            <w:t>5.0.0</w:t>
                           </w:r>
                         </w:p>
                         <w:p>
@@ -333,14 +326,21 @@
                               <w:sz w:val="20"/>
                               <w:szCs w:val="20"/>
                             </w:rPr>
-                            <w:t>July</w:t>
+                            <w:t>February</w:t>
                           </w:r>
                           <w:r>
                             <w:rPr>
                               <w:sz w:val="20"/>
                               <w:szCs w:val="20"/>
                             </w:rPr>
-                            <w:t xml:space="preserve"> 2025</w:t>
+                            <w:t xml:space="preserve"> 202</w:t>
+                          </w:r>
+                          <w:r>
+                            <w:rPr>
+                              <w:sz w:val="20"/>
+                              <w:szCs w:val="20"/>
+                            </w:rPr>
+                            <w:t>6</w:t>
                           </w:r>
                         </w:p>
                         <w:p>
@@ -362,7 +362,7 @@
                             <w:rPr>
                               <w:rStyle w:val="span"/>
                             </w:rPr>
-                            <w:t>5</w:t>
+                            <w:t>6</w:t>
                           </w:r>
                           <w:r>
                             <w:rPr>
@@ -2903,7 +2903,7 @@
           <w:noProof/>
         </w:rPr>
         <w:drawing>
-          <wp:inline distT="0" distB="0" distL="0" distR="0" wp14:anchorId="6B24E76D" wp14:editId="324A826D">
+          <wp:inline distT="0" distB="0" distL="0" distR="0" wp14:anchorId="6B24E76D" wp14:editId="48C955FC">
             <wp:extent cx="5943600" cy="5327650"/>
             <wp:effectExtent l="0" t="0" r="0" b="6350"/>
             <wp:docPr id="14" name="Picture 14" descr="Table&#10;&#10;Description automatically generated"/>
@@ -11904,6 +11904,145 @@
           </w:p>
         </w:tc>
       </w:tr>
+      <w:tr>
+        <w:trPr>
+          <w:cantSplit/>
+        </w:trPr>
+        <w:tc>
+          <w:tcPr>
+            <w:tcW w:w="0" w:type="auto"/>
+            <w:tcBorders>
+              <w:top w:val="single" w:sz="6" w:space="0" w:color="auto"/>
+              <w:left w:val="single" w:sz="6" w:space="0" w:color="auto"/>
+              <w:bottom w:val="single" w:sz="6" w:space="0" w:color="auto"/>
+              <w:right w:val="single" w:sz="6" w:space="0" w:color="auto"/>
+            </w:tcBorders>
+            <w:tcMar>
+              <w:top w:w="75" w:type="dxa"/>
+              <w:left w:w="75" w:type="dxa"/>
+              <w:bottom w:w="75" w:type="dxa"/>
+              <w:right w:w="75" w:type="dxa"/>
+            </w:tcMar>
+            <w:vAlign w:val="center"/>
+          </w:tcPr>
+          <w:p>
+            <w:pPr>
+              <w:pStyle w:val="NormalWeb"/>
+              <w:rPr>
+                <w:rFonts w:cs="Arial"/>
+                <w:sz w:val="20"/>
+                <w:szCs w:val="20"/>
+              </w:rPr>
+            </w:pPr>
+            <w:r>
+              <w:rPr>
+                <w:rFonts w:cs="Arial"/>
+                <w:sz w:val="20"/>
+                <w:szCs w:val="20"/>
+              </w:rPr>
+              <w:t>ESW Digital Product</w:t>
+            </w:r>
+          </w:p>
+        </w:tc>
+        <w:tc>
+          <w:tcPr>
+            <w:tcW w:w="0" w:type="auto"/>
+            <w:tcBorders>
+              <w:top w:val="single" w:sz="6" w:space="0" w:color="auto"/>
+              <w:left w:val="single" w:sz="6" w:space="0" w:color="auto"/>
+              <w:bottom w:val="single" w:sz="6" w:space="0" w:color="auto"/>
+              <w:right w:val="single" w:sz="6" w:space="0" w:color="auto"/>
+            </w:tcBorders>
+            <w:tcMar>
+              <w:top w:w="75" w:type="dxa"/>
+              <w:left w:w="75" w:type="dxa"/>
+              <w:bottom w:w="75" w:type="dxa"/>
+              <w:right w:w="75" w:type="dxa"/>
+            </w:tcMar>
+            <w:vAlign w:val="center"/>
+          </w:tcPr>
+          <w:p>
+            <w:pPr>
+              <w:pStyle w:val="NormalWeb"/>
+              <w:rPr>
+                <w:rFonts w:cs="Arial"/>
+                <w:sz w:val="20"/>
+                <w:szCs w:val="20"/>
+                <w:lang w:val="en-PK"/>
+              </w:rPr>
+            </w:pPr>
+            <w:r>
+              <w:rPr>
+                <w:rFonts w:cs="Arial"/>
+                <w:sz w:val="20"/>
+                <w:szCs w:val="20"/>
+                <w:lang w:val="en-PK"/>
+              </w:rPr>
+              <w:t>category</w:t>
+            </w:r>
+          </w:p>
+        </w:tc>
+        <w:tc>
+          <w:tcPr>
+            <w:tcW w:w="0" w:type="auto"/>
+            <w:tcBorders>
+              <w:top w:val="single" w:sz="6" w:space="0" w:color="auto"/>
+              <w:left w:val="single" w:sz="6" w:space="0" w:color="auto"/>
+              <w:bottom w:val="single" w:sz="6" w:space="0" w:color="auto"/>
+              <w:right w:val="single" w:sz="6" w:space="0" w:color="auto"/>
+            </w:tcBorders>
+            <w:tcMar>
+              <w:top w:w="75" w:type="dxa"/>
+              <w:left w:w="75" w:type="dxa"/>
+              <w:bottom w:w="75" w:type="dxa"/>
+              <w:right w:w="75" w:type="dxa"/>
+            </w:tcMar>
+            <w:vAlign w:val="center"/>
+          </w:tcPr>
+          <w:p>
+            <w:pPr>
+              <w:pStyle w:val="NormalWeb"/>
+              <w:rPr>
+                <w:rFonts w:cs="Arial"/>
+                <w:sz w:val="20"/>
+                <w:szCs w:val="20"/>
+              </w:rPr>
+            </w:pPr>
+            <w:r>
+              <w:rPr>
+                <w:rFonts w:cs="Arial"/>
+                <w:sz w:val="20"/>
+                <w:szCs w:val="20"/>
+              </w:rPr>
+              <w:t>This attributes identifies if the product is a digital product</w:t>
+            </w:r>
+            <w:r>
+              <w:rPr>
+                <w:rFonts w:cs="Arial"/>
+                <w:sz w:val="20"/>
+                <w:szCs w:val="20"/>
+              </w:rPr>
+              <w:t xml:space="preserve">. Value is true if the category is </w:t>
+            </w:r>
+            <w:r>
+              <w:rPr>
+                <w:rFonts w:cs="Arial"/>
+                <w:sz w:val="20"/>
+                <w:szCs w:val="20"/>
+              </w:rPr>
+              <w:t>d</w:t>
+            </w:r>
+            <w:r>
+              <w:rPr>
+                <w:rFonts w:cs="Arial"/>
+                <w:sz w:val="20"/>
+                <w:szCs w:val="20"/>
+              </w:rPr>
+              <w:t>igital</w:t>
+            </w:r>
+          </w:p>
+        </w:tc>
+      </w:tr>
     </w:tbl>
     <w:p>
       <w:pPr>
@@ -12926,6 +13065,7 @@
                 <w:sz w:val="20"/>
                 <w:szCs w:val="20"/>
               </w:rPr>
+              <w:lastRenderedPageBreak/>
               <w:t>ESW Retailer Currency Item Delivery Duty</w:t>
             </w:r>
           </w:p>
@@ -13042,7 +13182,6 @@
                 <w:sz w:val="20"/>
                 <w:szCs w:val="20"/>
               </w:rPr>
-              <w:lastRenderedPageBreak/>
               <w:t>ESW Retailer Currency Item Delivery Taxes</w:t>
             </w:r>
           </w:p>
@@ -14896,6 +15035,7 @@
                 <w:sz w:val="20"/>
                 <w:szCs w:val="20"/>
               </w:rPr>
+              <w:lastRenderedPageBreak/>
               <w:t>ESW Shopper Currency Item Delivery Taxes</w:t>
             </w:r>
           </w:p>
@@ -15012,7 +15152,6 @@
                 <w:sz w:val="20"/>
                 <w:szCs w:val="20"/>
               </w:rPr>
-              <w:lastRenderedPageBreak/>
               <w:t>ESW Shopper Currency Item Administration</w:t>
             </w:r>
           </w:p>
@@ -15826,6 +15965,7 @@
           <w:sz w:val="28"/>
           <w:szCs w:val="28"/>
         </w:rPr>
+        <w:lastRenderedPageBreak/>
         <w:t>ESW Pricing Configuration</w:t>
       </w:r>
       <w:bookmarkEnd w:id="14"/>
@@ -15952,7 +16092,6 @@
           <w:b/>
           <w:bCs/>
         </w:rPr>
-        <w:lastRenderedPageBreak/>
         <w:t>Custom Objects:</w:t>
       </w:r>
     </w:p>
@@ -16126,6 +16265,7 @@
           <w:sz w:val="20"/>
           <w:szCs w:val="20"/>
         </w:rPr>
+        <w:lastRenderedPageBreak/>
         <w:drawing>
           <wp:inline distT="0" distB="0" distL="0" distR="0" wp14:anchorId="0604742F" wp14:editId="73E9DD3A">
             <wp:extent cx="5943600" cy="2540000"/>
@@ -16195,7 +16335,6 @@
           <w:sz w:val="20"/>
           <w:szCs w:val="20"/>
         </w:rPr>
-        <w:lastRenderedPageBreak/>
         <w:t>Custom Preferences</w:t>
       </w:r>
       <w:r>
@@ -16579,6 +16718,7 @@
           <w:sz w:val="20"/>
           <w:szCs w:val="20"/>
         </w:rPr>
+        <w:lastRenderedPageBreak/>
         <w:t>ESW Production Client Secret for Price Feed Authorization Request</w:t>
       </w:r>
       <w:r>
@@ -16821,7 +16961,6 @@
           <w:rFonts w:ascii="Arial" w:hAnsi="Arial" w:cs="Arial"/>
           <w:sz w:val="20"/>
         </w:rPr>
-        <w:lastRenderedPageBreak/>
         <w:t xml:space="preserve">        "applyCountryAdjustments": "true",</w:t>
       </w:r>
     </w:p>
@@ -17515,6 +17654,7 @@
                 <w:sz w:val="20"/>
                 <w:szCs w:val="20"/>
               </w:rPr>
+              <w:lastRenderedPageBreak/>
               <w:t>applyCountryAdjustments</w:t>
             </w:r>
           </w:p>
@@ -17825,7 +17965,6 @@
           <w:rFonts w:ascii="Arial" w:hAnsi="Arial" w:cs="Arial"/>
           <w:sz w:val="20"/>
         </w:rPr>
-        <w:lastRenderedPageBreak/>
         <w:t xml:space="preserve">   {</w:t>
       </w:r>
     </w:p>
@@ -18279,6 +18418,7 @@
                 <w:sz w:val="20"/>
                 <w:szCs w:val="20"/>
               </w:rPr>
+              <w:lastRenderedPageBreak/>
               <w:t>excludeCurrencies </w:t>
             </w:r>
           </w:p>
@@ -18584,7 +18724,6 @@
           <w:sz w:val="20"/>
           <w:szCs w:val="20"/>
         </w:rPr>
-        <w:lastRenderedPageBreak/>
         <w:t>ContinueShoppingUrl</w:t>
       </w:r>
     </w:p>
@@ -18943,6 +19082,7 @@
           <w:sz w:val="20"/>
           <w:szCs w:val="20"/>
         </w:rPr>
+        <w:lastRenderedPageBreak/>
         <w:t>ESW Metadata Items</w:t>
       </w:r>
       <w:r>
@@ -19410,7 +19550,6 @@
           <w:rFonts w:ascii="Arial" w:hAnsi="Arial" w:cs="Arial"/>
           <w:sz w:val="20"/>
         </w:rPr>
-        <w:lastRenderedPageBreak/>
         <w:t>"cartItems": [ {</w:t>
       </w:r>
     </w:p>
@@ -19764,6 +19903,7 @@
           <w:sz w:val="20"/>
           <w:szCs w:val="20"/>
         </w:rPr>
+        <w:lastRenderedPageBreak/>
         <w:t>If the </w:t>
       </w:r>
       <w:r>
@@ -20067,7 +20207,6 @@
           <w:rFonts w:ascii="Arial" w:hAnsi="Arial" w:cs="Arial"/>
           <w:sz w:val="20"/>
         </w:rPr>
-        <w:lastRenderedPageBreak/>
         <w:t xml:space="preserve">  "shippingMethod": {</w:t>
       </w:r>
     </w:p>
@@ -20384,6 +20523,7 @@
           <w:sz w:val="20"/>
           <w:szCs w:val="20"/>
         </w:rPr>
+        <w:lastRenderedPageBreak/>
         <w:t>ESW Update Order Payment Status to Paid After Successful Order Confirmation</w:t>
       </w:r>
       <w:r>
@@ -20629,7 +20769,6 @@
         <w:rPr>
           <w:noProof/>
         </w:rPr>
-        <w:lastRenderedPageBreak/>
         <w:drawing>
           <wp:inline distT="0" distB="0" distL="0" distR="0" wp14:anchorId="75A9A091" wp14:editId="15555CFC">
             <wp:extent cx="5943600" cy="1971675"/>

--- a/link_eshopworld/Documentation/eShopWorld_Order_Confirmation_Integration.docx
+++ b/link_eshopworld/Documentation/eShopWorld_Order_Confirmation_Integration.docx
@@ -152,7 +152,21 @@
                                     <w:sz w:val="20"/>
                                     <w:szCs w:val="20"/>
                                   </w:rPr>
-                                  <w:t>5.0.0</w:t>
+                                  <w:t>5.</w:t>
+                                </w:r>
+                                <w:r>
+                                  <w:rPr>
+                                    <w:sz w:val="20"/>
+                                    <w:szCs w:val="20"/>
+                                  </w:rPr>
+                                  <w:t>1</w:t>
+                                </w:r>
+                                <w:r>
+                                  <w:rPr>
+                                    <w:sz w:val="20"/>
+                                    <w:szCs w:val="20"/>
+                                  </w:rPr>
+                                  <w:t>.0</w:t>
                                 </w:r>
                               </w:p>
                               <w:p>
@@ -184,7 +198,7 @@
                                     <w:sz w:val="20"/>
                                     <w:szCs w:val="20"/>
                                   </w:rPr>
-                                  <w:t>February</w:t>
+                                  <w:t>May</w:t>
                                 </w:r>
                                 <w:r>
                                   <w:rPr>
@@ -294,7 +308,21 @@
                               <w:sz w:val="20"/>
                               <w:szCs w:val="20"/>
                             </w:rPr>
-                            <w:t>5.0.0</w:t>
+                            <w:t>5.</w:t>
+                          </w:r>
+                          <w:r>
+                            <w:rPr>
+                              <w:sz w:val="20"/>
+                              <w:szCs w:val="20"/>
+                            </w:rPr>
+                            <w:t>1</w:t>
+                          </w:r>
+                          <w:r>
+                            <w:rPr>
+                              <w:sz w:val="20"/>
+                              <w:szCs w:val="20"/>
+                            </w:rPr>
+                            <w:t>.0</w:t>
                           </w:r>
                         </w:p>
                         <w:p>
@@ -326,7 +354,7 @@
                               <w:sz w:val="20"/>
                               <w:szCs w:val="20"/>
                             </w:rPr>
-                            <w:t>February</w:t>
+                            <w:t>May</w:t>
                           </w:r>
                           <w:r>
                             <w:rPr>
@@ -2903,7 +2931,7 @@
           <w:noProof/>
         </w:rPr>
         <w:drawing>
-          <wp:inline distT="0" distB="0" distL="0" distR="0" wp14:anchorId="6B24E76D" wp14:editId="48C955FC">
+          <wp:inline distT="0" distB="0" distL="0" distR="0" wp14:anchorId="6B24E76D" wp14:editId="7755BA34">
             <wp:extent cx="5943600" cy="5327650"/>
             <wp:effectExtent l="0" t="0" r="0" b="6350"/>
             <wp:docPr id="14" name="Picture 14" descr="Table&#10;&#10;Description automatically generated"/>

--- a/link_eshopworld/Documentation/eShopWorld_Order_Confirmation_Integration.docx
+++ b/link_eshopworld/Documentation/eShopWorld_Order_Confirmation_Integration.docx
@@ -166,7 +166,14 @@
                                     <w:sz w:val="20"/>
                                     <w:szCs w:val="20"/>
                                   </w:rPr>
-                                  <w:t>.0</w:t>
+                                  <w:t>.</w:t>
+                                </w:r>
+                                <w:r>
+                                  <w:rPr>
+                                    <w:sz w:val="20"/>
+                                    <w:szCs w:val="20"/>
+                                  </w:rPr>
+                                  <w:t>1</w:t>
                                 </w:r>
                               </w:p>
                               <w:p>
@@ -198,14 +205,21 @@
                                     <w:sz w:val="20"/>
                                     <w:szCs w:val="20"/>
                                   </w:rPr>
-                                  <w:t>May</w:t>
+                                  <w:t>June</w:t>
                                 </w:r>
                                 <w:r>
                                   <w:rPr>
                                     <w:sz w:val="20"/>
                                     <w:szCs w:val="20"/>
                                   </w:rPr>
-                                  <w:t xml:space="preserve"> 202</w:t>
+                                  <w:t xml:space="preserve"> </w:t>
+                                </w:r>
+                                <w:r>
+                                  <w:rPr>
+                                    <w:sz w:val="20"/>
+                                    <w:szCs w:val="20"/>
+                                  </w:rPr>
+                                  <w:t>202</w:t>
                                 </w:r>
                                 <w:r>
                                   <w:rPr>
@@ -322,7 +336,14 @@
                               <w:sz w:val="20"/>
                               <w:szCs w:val="20"/>
                             </w:rPr>
-                            <w:t>.0</w:t>
+                            <w:t>.</w:t>
+                          </w:r>
+                          <w:r>
+                            <w:rPr>
+                              <w:sz w:val="20"/>
+                              <w:szCs w:val="20"/>
+                            </w:rPr>
+                            <w:t>1</w:t>
                           </w:r>
                         </w:p>
                         <w:p>
@@ -354,14 +375,21 @@
                               <w:sz w:val="20"/>
                               <w:szCs w:val="20"/>
                             </w:rPr>
-                            <w:t>May</w:t>
+                            <w:t>June</w:t>
                           </w:r>
                           <w:r>
                             <w:rPr>
                               <w:sz w:val="20"/>
                               <w:szCs w:val="20"/>
                             </w:rPr>
-                            <w:t xml:space="preserve"> 202</w:t>
+                            <w:t xml:space="preserve"> </w:t>
+                          </w:r>
+                          <w:r>
+                            <w:rPr>
+                              <w:sz w:val="20"/>
+                              <w:szCs w:val="20"/>
+                            </w:rPr>
+                            <w:t>202</w:t>
                           </w:r>
                           <w:r>
                             <w:rPr>
@@ -2931,7 +2959,7 @@
           <w:noProof/>
         </w:rPr>
         <w:drawing>
-          <wp:inline distT="0" distB="0" distL="0" distR="0" wp14:anchorId="6B24E76D" wp14:editId="7755BA34">
+          <wp:inline distT="0" distB="0" distL="0" distR="0" wp14:anchorId="6B24E76D" wp14:editId="304A0A8F">
             <wp:extent cx="5943600" cy="5327650"/>
             <wp:effectExtent l="0" t="0" r="0" b="6350"/>
             <wp:docPr id="14" name="Picture 14" descr="Table&#10;&#10;Description automatically generated"/>
@@ -23459,7 +23487,6 @@
   <w:style w:type="character" w:default="1" w:styleId="DefaultParagraphFont">
     <w:name w:val="Default Paragraph Font"/>
     <w:uiPriority w:val="1"/>
-    <w:semiHidden/>
     <w:unhideWhenUsed/>
   </w:style>
   <w:style w:type="table" w:default="1" w:styleId="TableNormal">

--- a/link_eshopworld/Documentation/eShopWorld_Order_Confirmation_Integration.docx
+++ b/link_eshopworld/Documentation/eShopWorld_Order_Confirmation_Integration.docx
@@ -152,7 +152,28 @@
                                     <w:sz w:val="20"/>
                                     <w:szCs w:val="20"/>
                                   </w:rPr>
-                                  <w:t>5.0.0</w:t>
+                                  <w:t>5.</w:t>
+                                </w:r>
+                                <w:r>
+                                  <w:rPr>
+                                    <w:sz w:val="20"/>
+                                    <w:szCs w:val="20"/>
+                                  </w:rPr>
+                                  <w:t>1</w:t>
+                                </w:r>
+                                <w:r>
+                                  <w:rPr>
+                                    <w:sz w:val="20"/>
+                                    <w:szCs w:val="20"/>
+                                  </w:rPr>
+                                  <w:t>.</w:t>
+                                </w:r>
+                                <w:r>
+                                  <w:rPr>
+                                    <w:sz w:val="20"/>
+                                    <w:szCs w:val="20"/>
+                                  </w:rPr>
+                                  <w:t>1</w:t>
                                 </w:r>
                               </w:p>
                               <w:p>
@@ -184,14 +205,21 @@
                                     <w:sz w:val="20"/>
                                     <w:szCs w:val="20"/>
                                   </w:rPr>
-                                  <w:t>February</w:t>
+                                  <w:t>June</w:t>
                                 </w:r>
                                 <w:r>
                                   <w:rPr>
                                     <w:sz w:val="20"/>
                                     <w:szCs w:val="20"/>
                                   </w:rPr>
-                                  <w:t xml:space="preserve"> 202</w:t>
+                                  <w:t xml:space="preserve"> </w:t>
+                                </w:r>
+                                <w:r>
+                                  <w:rPr>
+                                    <w:sz w:val="20"/>
+                                    <w:szCs w:val="20"/>
+                                  </w:rPr>
+                                  <w:t>202</w:t>
                                 </w:r>
                                 <w:r>
                                   <w:rPr>
@@ -294,7 +322,28 @@
                               <w:sz w:val="20"/>
                               <w:szCs w:val="20"/>
                             </w:rPr>
-                            <w:t>5.0.0</w:t>
+                            <w:t>5.</w:t>
+                          </w:r>
+                          <w:r>
+                            <w:rPr>
+                              <w:sz w:val="20"/>
+                              <w:szCs w:val="20"/>
+                            </w:rPr>
+                            <w:t>1</w:t>
+                          </w:r>
+                          <w:r>
+                            <w:rPr>
+                              <w:sz w:val="20"/>
+                              <w:szCs w:val="20"/>
+                            </w:rPr>
+                            <w:t>.</w:t>
+                          </w:r>
+                          <w:r>
+                            <w:rPr>
+                              <w:sz w:val="20"/>
+                              <w:szCs w:val="20"/>
+                            </w:rPr>
+                            <w:t>1</w:t>
                           </w:r>
                         </w:p>
                         <w:p>
@@ -326,14 +375,21 @@
                               <w:sz w:val="20"/>
                               <w:szCs w:val="20"/>
                             </w:rPr>
-                            <w:t>February</w:t>
+                            <w:t>June</w:t>
                           </w:r>
                           <w:r>
                             <w:rPr>
                               <w:sz w:val="20"/>
                               <w:szCs w:val="20"/>
                             </w:rPr>
-                            <w:t xml:space="preserve"> 202</w:t>
+                            <w:t xml:space="preserve"> </w:t>
+                          </w:r>
+                          <w:r>
+                            <w:rPr>
+                              <w:sz w:val="20"/>
+                              <w:szCs w:val="20"/>
+                            </w:rPr>
+                            <w:t>202</w:t>
                           </w:r>
                           <w:r>
                             <w:rPr>
@@ -2903,7 +2959,7 @@
           <w:noProof/>
         </w:rPr>
         <w:drawing>
-          <wp:inline distT="0" distB="0" distL="0" distR="0" wp14:anchorId="6B24E76D" wp14:editId="48C955FC">
+          <wp:inline distT="0" distB="0" distL="0" distR="0" wp14:anchorId="6B24E76D" wp14:editId="304A0A8F">
             <wp:extent cx="5943600" cy="5327650"/>
             <wp:effectExtent l="0" t="0" r="0" b="6350"/>
             <wp:docPr id="14" name="Picture 14" descr="Table&#10;&#10;Description automatically generated"/>
@@ -23431,7 +23487,6 @@
   <w:style w:type="character" w:default="1" w:styleId="DefaultParagraphFont">
     <w:name w:val="Default Paragraph Font"/>
     <w:uiPriority w:val="1"/>
-    <w:semiHidden/>
     <w:unhideWhenUsed/>
   </w:style>
   <w:style w:type="table" w:default="1" w:styleId="TableNormal">
